--- a/QED Course/Lesson 27 Noether Theorem.docx
+++ b/QED Course/Lesson 27 Noether Theorem.docx
@@ -58,7 +58,7 @@
     </w:p>
     <w:p>
       <w:pPr>
-        <w:pStyle w:val="Heading1"/>
+        <w:pStyle w:val="Heading2"/>
       </w:pPr>
       <w:r>
         <w:t>How to use this lesson</w:t>
@@ -66,7 +66,7 @@
     </w:p>
     <w:p>
       <w:r>
-        <w:t>Conservation laws have appeared throughout the course, each time as a separate fact: conservation of angular momentum for a central potential (Lesson 13), of probability for the Schrodinger and Dirac equations (Lessons 9 and 23), of charge for the Maxwell equations (Lesson 7). Lesson 5 observed that a cyclic coordinate has a conserved momentum, and Lesson 6 showed that a conserved quantity generates the symmetry to which it belongs. This lesson turns those observations into a general theorem, due to Emmy Noether: to every continuous symmetry of the action there corresponds a conserved current.</w:t>
+        <w:t>Conservation laws have appeared throughout the course, each time as a separate fact: conservation of angular momentum for a central potential (Lesson 13), of probability for the Schrödinger and Dirac equations (Lessons 9 and 23), of charge for the Maxwell equations (Lesson 7). Lesson 5 observed that a cyclic coordinate has a conserved momentum, and Lesson 6 showed that a conserved quantity generates the symmetry to which it belongs. This lesson turns those observations into a general theorem, due to Emmy Noether: to every continuous symmetry of the action there corresponds a conserved current.</w:t>
       </w:r>
     </w:p>
     <w:p>
@@ -76,7 +76,7 @@
     </w:p>
     <w:p>
       <w:pPr>
-        <w:pStyle w:val="Heading2"/>
+        <w:pStyle w:val="Heading3"/>
       </w:pPr>
       <w:r>
         <w:t>Learning objectives</w:t>
@@ -148,7 +148,7 @@
     </w:p>
     <w:p>
       <w:pPr>
-        <w:pStyle w:val="Heading2"/>
+        <w:pStyle w:val="Heading3"/>
       </w:pPr>
       <w:r>
         <w:t>Notation and conventions</w:t>
@@ -512,7 +512,7 @@
     </w:tbl>
     <w:p>
       <w:pPr>
-        <w:pStyle w:val="Heading1"/>
+        <w:pStyle w:val="Heading2"/>
       </w:pPr>
       <w:r>
         <w:t>1 Symmetry and conservation</w:t>
@@ -520,7 +520,7 @@
     </w:p>
     <w:p>
       <w:pPr>
-        <w:pStyle w:val="Heading2"/>
+        <w:pStyle w:val="Heading3"/>
       </w:pPr>
       <w:r>
         <w:t>1.1 What a symmetry is</w:t>
@@ -533,7 +533,7 @@
     </w:p>
     <w:p>
       <w:pPr>
-        <w:pStyle w:val="Heading2"/>
+        <w:pStyle w:val="Heading3"/>
       </w:pPr>
       <w:r>
         <w:t>1.2 The mechanical prototype</w:t>
@@ -546,7 +546,7 @@
     </w:p>
     <w:p>
       <w:pPr>
-        <w:pStyle w:val="Heading1"/>
+        <w:pStyle w:val="Heading2"/>
       </w:pPr>
       <w:r>
         <w:t>2 The theorem</w:t>
@@ -554,7 +554,7 @@
     </w:p>
     <w:p>
       <w:pPr>
-        <w:pStyle w:val="Heading2"/>
+        <w:pStyle w:val="Heading3"/>
       </w:pPr>
       <w:r>
         <w:t>2.1 Statement</w:t>
@@ -745,7 +745,7 @@
     </w:p>
     <w:p>
       <w:pPr>
-        <w:pStyle w:val="Heading2"/>
+        <w:pStyle w:val="Heading3"/>
       </w:pPr>
       <w:r>
         <w:t>2.2 Proof</w:t>
@@ -910,7 +910,7 @@
     </w:p>
     <w:p>
       <w:r>
-        <w:t>On a solution of the Euler Lagrange equations of Lesson 26, ∂ℒ/∂φ_a = ∂_μ[∂ℒ/∂(∂_μφ_a)]. Substituting this for the first term, the two terms combine by the product rule into a single total derivative.</w:t>
+        <w:t>On a solution of the Euler–Lagrange equations of Lesson 26, ∂ℒ/∂φ_a = ∂_μ[∂ℒ/∂(∂_μφ_a)]. Substituting this for the first term, the two terms combine by the product rule into a single total derivative.</w:t>
       </w:r>
     </w:p>
     <w:p>
@@ -1047,10 +1047,11 @@
       </w:r>
     </w:p>
     <w:p>
-      <w:pPr>
-        <w:pStyle w:val="Heading3"/>
-      </w:pPr>
       <w:r>
+        <w:rPr>
+          <w:b/>
+          <w:i/>
+        </w:rPr>
         <w:t>Worked example 1</w:t>
       </w:r>
     </w:p>
@@ -1061,7 +1062,7 @@
     </w:p>
     <w:p>
       <w:pPr>
-        <w:pStyle w:val="Heading1"/>
+        <w:pStyle w:val="Heading2"/>
       </w:pPr>
       <w:r>
         <w:t>3 A second derivation: a position-dependent parameter</w:t>
@@ -1069,7 +1070,7 @@
     </w:p>
     <w:p>
       <w:pPr>
-        <w:pStyle w:val="Heading2"/>
+        <w:pStyle w:val="Heading3"/>
       </w:pPr>
       <w:r>
         <w:t>3.1 The derivation</w:t>
@@ -1474,7 +1475,7 @@
     </w:p>
     <w:p>
       <w:pPr>
-        <w:pStyle w:val="Heading2"/>
+        <w:pStyle w:val="Heading3"/>
       </w:pPr>
       <w:r>
         <w:t>3.2 Conservation</w:t>
@@ -1487,7 +1488,7 @@
     </w:p>
     <w:p>
       <w:pPr>
-        <w:pStyle w:val="Heading1"/>
+        <w:pStyle w:val="Heading2"/>
       </w:pPr>
       <w:r>
         <w:t>4 Examples</w:t>
@@ -1495,7 +1496,7 @@
     </w:p>
     <w:p>
       <w:pPr>
-        <w:pStyle w:val="Heading2"/>
+        <w:pStyle w:val="Heading3"/>
       </w:pPr>
       <w:r>
         <w:t>4.1 The shift symmetry</w:t>
@@ -1556,7 +1557,7 @@
     </w:p>
     <w:p>
       <w:pPr>
-        <w:pStyle w:val="Heading2"/>
+        <w:pStyle w:val="Heading3"/>
       </w:pPr>
       <w:r>
         <w:t>4.2 The U(1) phase symmetry of the complex scalar</w:t>
@@ -1564,34 +1565,7 @@
     </w:p>
     <w:p>
       <w:r>
-        <w:t>For ℒ = ∂_μφ</w:t>
-      </w:r>
-      <w:r>
-        <w:rPr>
-          <w:i/>
-        </w:rPr>
-        <w:t>∂^μφ − m²φ</w:t>
-      </w:r>
-      <w:r>
-        <w:t>φ, the transformation φ → e^(iα)φ with small α = ε gives Δφ = iφ and Δφ</w:t>
-      </w:r>
-      <w:r>
-        <w:rPr>
-          <w:i/>
-        </w:rPr>
-        <w:t xml:space="preserve"> = −iφ</w:t>
-      </w:r>
-      <w:r>
-        <w:t>. The Lagrangian density is invariant, so K^μ = 0. With ∂ℒ/∂(∂_μφ) = ∂^μφ</w:t>
-      </w:r>
-      <w:r>
-        <w:rPr>
-          <w:i/>
-        </w:rPr>
-        <w:t xml:space="preserve"> and ∂ℒ/∂(∂_μφ</w:t>
-      </w:r>
-      <w:r>
-        <w:t>) = ∂^μφ,</w:t>
+        <w:t>For ℒ = ∂_μφ*∂^μφ − m²φ*φ, the transformation φ → e^(iα)φ with small α = ε gives Δφ = iφ and Δφ* = −iφ*. The Lagrangian density is invariant, so K^μ = 0. With ∂ℒ/∂(∂_μφ) = ∂^μφ* and ∂ℒ/∂(∂_μφ*) = ∂^μφ,</w:t>
       </w:r>
     </w:p>
     <w:p>
@@ -1729,43 +1703,26 @@
     </w:p>
     <w:p>
       <w:r>
-        <w:t>This is the Klein Gordon current of Lesson 17, Section 3.1, up to an overall sign that depends on the direction chosen for the parameter: using α → −α, that is Δφ = −iφ, reproduces i(φ</w:t>
+        <w:t>This is the Klein–Gordon current of Lesson 17, Section 3.1, up to an overall sign that depends on the direction chosen for the parameter: using α → −α, that is Δφ = −iφ, reproduces i(φ*∂^μφ − φ∂^μφ*) exactly. The overall sign of a Noether current is a convention, and it fixes the sign convention for the charge. The interesting point is that the current whose sign problem occupied Lesson 17 is here shown to be the Noether current of a symmetry, and its conservation is a consequence of that symmetry (Exercise 3).</w:t>
       </w:r>
+    </w:p>
+    <w:p>
       <w:r>
         <w:rPr>
+          <w:b/>
           <w:i/>
         </w:rPr>
-        <w:t>∂^μφ − φ∂^μφ</w:t>
+        <w:t>Worked example 2</w:t>
       </w:r>
+    </w:p>
+    <w:p>
       <w:r>
-        <w:t>) exactly. The overall sign of a Noether current is a convention, and it fixes the sign convention for the charge. The interesting point is that the current whose sign problem occupied Lesson 17 is here shown to be the Noether current of a symmetry, and its conservation is a consequence of that symmetry (Exercise 3).</w:t>
+        <w:t>Check the two-real-field form of the same symmetry. In terms of φ = (φ₁ + iφ₂)/√2, the phase rotation φ → e^(iε)φ reads δφ₁ = −εφ₂ and δφ₂ = εφ₁, a rotation in the (φ₁, φ₂) plane. Then Δφ₁ = −φ₂, Δφ₂ = φ₁, and with ∂ℒ/∂(∂_μφ_a) = ∂^μφ_a the current is j^μ = −φ₂∂^μφ₁ + φ₁∂^μφ₂ = φ₁∂^μφ₂ − φ₂∂^μφ₁. This agrees with −i(φ*∂^μφ − φ∂^μφ*) computed above, using the relation found in Lesson 24, Exercise 13. If the two fields have different masses, the rotation is not a symmetry and the current is not conserved: ∂_μj^μ = (m₁² − m₂²)φ₁φ₂ (Exercise 4).</w:t>
       </w:r>
     </w:p>
     <w:p>
       <w:pPr>
         <w:pStyle w:val="Heading3"/>
-      </w:pPr>
-      <w:r>
-        <w:t>Worked example 2</w:t>
-      </w:r>
-    </w:p>
-    <w:p>
-      <w:r>
-        <w:t>Check the two-real-field form of the same symmetry. In terms of φ = (φ₁ + iφ₂)/√2, the phase rotation φ → e^(iε)φ reads δφ₁ = −εφ₂ and δφ₂ = εφ₁, a rotation in the (φ₁, φ₂) plane. Then Δφ₁ = −φ₂, Δφ₂ = φ₁, and with ∂ℒ/∂(∂_μφ_a) = ∂^μφ_a the current is j^μ = −φ₂∂^μφ₁ + φ₁∂^μφ₂ = φ₁∂^μφ₂ − φ₂∂^μφ₁. This agrees with −i(φ</w:t>
-      </w:r>
-      <w:r>
-        <w:rPr>
-          <w:i/>
-        </w:rPr>
-        <w:t>∂^μφ − φ∂^μφ</w:t>
-      </w:r>
-      <w:r>
-        <w:t>) computed above, using the relation found in Lesson 24, Exercise 13. If the two fields have different masses, the rotation is not a symmetry and the current is not conserved: ∂_μj^μ = (m₁² − m₂²)φ₁φ₂ (Exercise 4).</w:t>
-      </w:r>
-    </w:p>
-    <w:p>
-      <w:pPr>
-        <w:pStyle w:val="Heading2"/>
       </w:pPr>
       <w:r>
         <w:t>4.3 The phase symmetry of the Dirac field</w:t>
@@ -1854,7 +1811,7 @@
     </w:p>
     <w:p>
       <w:pPr>
-        <w:pStyle w:val="Heading2"/>
+        <w:pStyle w:val="Heading3"/>
       </w:pPr>
       <w:r>
         <w:t>4.4 A symmetry that changes the Lagrangian by a total derivative</w:t>
@@ -1929,10 +1886,11 @@
       </w:r>
     </w:p>
     <w:p>
-      <w:pPr>
-        <w:pStyle w:val="Heading3"/>
-      </w:pPr>
       <w:r>
+        <w:rPr>
+          <w:b/>
+          <w:i/>
+        </w:rPr>
         <w:t>Worked example 3</w:t>
       </w:r>
     </w:p>
@@ -2100,7 +2058,7 @@
     </w:p>
     <w:p>
       <w:pPr>
-        <w:pStyle w:val="Heading1"/>
+        <w:pStyle w:val="Heading2"/>
       </w:pPr>
       <w:r>
         <w:t>5 The Noether charge</w:t>
@@ -2108,7 +2066,7 @@
     </w:p>
     <w:p>
       <w:pPr>
-        <w:pStyle w:val="Heading2"/>
+        <w:pStyle w:val="Heading3"/>
       </w:pPr>
       <w:r>
         <w:t>5.1 Conservation of the charge</w:t>
@@ -2268,7 +2226,7 @@
     </w:p>
     <w:p>
       <w:pPr>
-        <w:pStyle w:val="Heading2"/>
+        <w:pStyle w:val="Heading3"/>
       </w:pPr>
       <w:r>
         <w:t>5.2 The charge generates the symmetry</w:t>
@@ -2350,10 +2308,11 @@
       </w:r>
     </w:p>
     <w:p>
-      <w:pPr>
-        <w:pStyle w:val="Heading3"/>
-      </w:pPr>
       <w:r>
+        <w:rPr>
+          <w:b/>
+          <w:i/>
+        </w:rPr>
         <w:t>Worked example 4</w:t>
       </w:r>
     </w:p>
@@ -2364,7 +2323,7 @@
     </w:p>
     <w:p>
       <w:pPr>
-        <w:pStyle w:val="Heading1"/>
+        <w:pStyle w:val="Heading2"/>
       </w:pPr>
       <w:r>
         <w:t>6 Remarks and limits</w:t>
@@ -2372,7 +2331,7 @@
     </w:p>
     <w:p>
       <w:pPr>
-        <w:pStyle w:val="Heading2"/>
+        <w:pStyle w:val="Heading3"/>
       </w:pPr>
       <w:r>
         <w:t>6.1 The current is ambiguous</w:t>
@@ -2385,7 +2344,7 @@
     </w:p>
     <w:p>
       <w:pPr>
-        <w:pStyle w:val="Heading2"/>
+        <w:pStyle w:val="Heading3"/>
       </w:pPr>
       <w:r>
         <w:t>6.2 On shell and off shell</w:t>
@@ -2398,7 +2357,7 @@
     </w:p>
     <w:p>
       <w:pPr>
-        <w:pStyle w:val="Heading2"/>
+        <w:pStyle w:val="Heading3"/>
       </w:pPr>
       <w:r>
         <w:t>6.3 Symmetries the theorem does not cover</w:t>
@@ -2411,7 +2370,7 @@
     </w:p>
     <w:p>
       <w:pPr>
-        <w:pStyle w:val="Heading1"/>
+        <w:pStyle w:val="Heading2"/>
       </w:pPr>
       <w:r>
         <w:t>7 Connections to QED</w:t>
@@ -2780,7 +2739,7 @@
     </w:p>
     <w:p>
       <w:pPr>
-        <w:pStyle w:val="Heading1"/>
+        <w:pStyle w:val="Heading2"/>
       </w:pPr>
       <w:r>
         <w:t>8 Summary</w:t>
@@ -2831,7 +2790,7 @@
         </w:numPr>
       </w:pPr>
       <w:r>
-        <w:t>The shift symmetry of the massless scalar gives j^μ = ∂^μφ; the U(1) phase symmetry of the complex scalar gives the Klein Gordon current; the Dirac phase symmetry gives ψ̄γ^μψ, up to sign conventions.</w:t>
+        <w:t>The shift symmetry of the massless scalar gives j^μ = ∂^μφ; the U(1) phase symmetry of the complex scalar gives the Klein–Gordon current; the Dirac phase symmetry gives ψ̄γ^μψ, up to sign conventions.</w:t>
       </w:r>
     </w:p>
     <w:p>
@@ -2884,7 +2843,7 @@
     </w:p>
     <w:p>
       <w:pPr>
-        <w:pStyle w:val="Heading1"/>
+        <w:pStyle w:val="Heading2"/>
       </w:pPr>
       <w:r>
         <w:t>Exercises</w:t>
@@ -2980,7 +2939,7 @@
           </w:tcPr>
           <w:p>
             <w:r>
-              <w:t>Starting from δℒ = ε∂_μK^μ and the Euler Lagrange equations, derive ∂_μj^μ = 0 for j^μ = Σ_a[∂ℒ/∂(∂_μφ_a)]Δφ_a − K^μ, filling in each step of Section 2.2.</w:t>
+              <w:t>Starting from δℒ = ε∂_μK^μ and the Euler–Lagrange equations, derive ∂_μj^μ = 0 for j^μ = Σ_a[∂ℒ/∂(∂_μφ_a)]Δφ_a − K^μ, filling in each step of Section 2.2.</w:t>
             </w:r>
           </w:p>
         </w:tc>
@@ -3018,7 +2977,7 @@
           </w:tcPr>
           <w:p>
             <w:r>
-              <w:t>For ℒ = (1/2)∂_μφ∂^μφ − (1/2)m²φ², show that the shift φ → φ + ε changes ℒ by −εm²φ, that this is not a total derivative for m ≠ 0, and verify that j^μ = ∂^μφ is then not conserved: compute ∂_μj^μ using the Klein Gordon equation.</w:t>
+              <w:t>For ℒ = (1/2)∂_μφ∂^μφ − (1/2)m²φ², show that the shift φ → φ + ε changes ℒ by −εm²φ, that this is not a total derivative for m ≠ 0, and verify that j^μ = ∂^μφ is then not conserved: compute ∂_μj^μ using the Klein–Gordon equation.</w:t>
             </w:r>
           </w:p>
         </w:tc>
@@ -3054,16 +3013,7 @@
           </w:tcPr>
           <w:p>
             <w:r>
-              <w:t>For the complex scalar, verify ∂_μj^μ = 0 for j^μ = −i(φ</w:t>
-            </w:r>
-            <w:r>
-              <w:rPr>
-                <w:i/>
-              </w:rPr>
-              <w:t>∂^μφ − φ∂^μφ</w:t>
-            </w:r>
-            <w:r>
-              <w:t>) using the equations (□ + m²)φ = 0 and (□ + m²)φ* = 0.</w:t>
+              <w:t>For the complex scalar, verify ∂_μj^μ = 0 for j^μ = −i(φ*∂^μφ − φ∂^μφ*) using the equations (□ + m²)φ = 0 and (□ + m²)φ* = 0.</w:t>
             </w:r>
           </w:p>
         </w:tc>
@@ -3249,25 +3199,7 @@
           </w:tcPr>
           <w:p>
             <w:r>
-              <w:t>For the complex scalar, compute the momenta π = ∂ℒ/∂φ̇ and π</w:t>
-            </w:r>
-            <w:r>
-              <w:rPr>
-                <w:i/>
-              </w:rPr>
-              <w:t xml:space="preserve"> = ∂ℒ/∂φ̇</w:t>
-            </w:r>
-            <w:r>
-              <w:t>, write Q = ∫d³x(πΔφ + π</w:t>
-            </w:r>
-            <w:r>
-              <w:rPr>
-                <w:i/>
-              </w:rPr>
-              <w:t>Δφ</w:t>
-            </w:r>
-            <w:r>
-              <w:t>) with Δφ = iφ, and show {φ(x), Q} = iφ(x) using {φ(x), π(y)} = δ³(x − y) and {φ(x), π*(y)} = 0.</w:t>
+              <w:t>For the complex scalar, compute the momenta π = ∂ℒ/∂φ̇ and π* = ∂ℒ/∂φ̇*, write Q = ∫d³x(πΔφ + π*Δφ*) with Δφ = iφ, and show {φ(x), Q} = iφ(x) using {φ(x), π(y)} = δ³(x − y) and {φ(x), π*(y)} = 0.</w:t>
             </w:r>
           </w:p>
         </w:tc>
@@ -3303,16 +3235,7 @@
           </w:tcPr>
           <w:p>
             <w:r>
-              <w:t>For the complex scalar, compute dQ/dt directly from Q = ∫d³x i(φ∂_tφ</w:t>
-            </w:r>
-            <w:r>
-              <w:rPr>
-                <w:i/>
-              </w:rPr>
-              <w:t xml:space="preserve"> − φ</w:t>
-            </w:r>
-            <w:r>
-              <w:t>∂_tφ) using the field equations and the divergence theorem, and confirm it vanishes.</w:t>
+              <w:t>For the complex scalar, compute dQ/dt directly from Q = ∫d³x i(φ∂_tφ* − φ*∂_tφ) using the field equations and the divergence theorem, and confirm it vanishes.</w:t>
             </w:r>
           </w:p>
         </w:tc>
@@ -3350,16 +3273,7 @@
           </w:tcPr>
           <w:p>
             <w:r>
-              <w:t>Under φ → e^(iε(x))φ, use Lesson 25, Exercise 6, to show that δℒ = (∂_με)i(φ∂^μφ</w:t>
-            </w:r>
-            <w:r>
-              <w:rPr>
-                <w:i/>
-              </w:rPr>
-              <w:t xml:space="preserve"> − φ</w:t>
-            </w:r>
-            <w:r>
-              <w:t>∂^μφ) to first order in ε, and identify the current as the coefficient of ∂_με.</w:t>
+              <w:t>Under φ → e^(iε(x))φ, use Lesson 25, Exercise 6, to show that δℒ = (∂_με)i(φ∂^μφ* − φ*∂^μφ) to first order in ε, and identify the current as the coefficient of ∂_με.</w:t>
             </w:r>
           </w:p>
         </w:tc>
@@ -3469,7 +3383,7 @@
           </w:tcPr>
           <w:p>
             <w:r>
-              <w:t>Show that the rescaling φ → (1 + ε)φ maps solutions of the free Klein Gordon equation to solutions, but changes ℒ by 2εℒ, which is not a total derivative for general field configurations, so Noether's theorem gives no conserved current from it.</w:t>
+              <w:t>Show that the rescaling φ → (1 + ε)φ maps solutions of the free Klein–Gordon equation to solutions, but changes ℒ by 2εℒ, which is not a total derivative for general field configurations, so Noether's theorem gives no conserved current from it.</w:t>
             </w:r>
           </w:p>
         </w:tc>
@@ -3581,7 +3495,7 @@
           </w:tcPr>
           <w:p>
             <w:r>
-              <w:t>Challenge: for the free real scalar field, compute T^μ_ν = [∂ℒ/∂(∂_μφ)]∂_νφ − δ^μ_νℒ, show that T^(μν) = ∂^μφ∂^νφ − g^(μν)ℒ, verify T^(00) = ℋ, and verify ∂_μT^(μν) = 0 using the Klein Gordon equation.</w:t>
+              <w:t>Challenge: for the free real scalar field, compute T^μ_ν = [∂ℒ/∂(∂_μφ)]∂_νφ − δ^μ_νℒ, show that T^(μν) = ∂^μφ∂^νφ − g^(μν)ℒ, verify T^(00) = ℋ, and verify ∂_μT^(μν) = 0 using the Klein–Gordon equation.</w:t>
             </w:r>
           </w:p>
         </w:tc>
@@ -3589,7 +3503,7 @@
     </w:tbl>
     <w:p>
       <w:pPr>
-        <w:pStyle w:val="Heading1"/>
+        <w:pStyle w:val="Heading2"/>
       </w:pPr>
       <w:r>
         <w:t>Solutions</w:t>
@@ -3620,7 +3534,7 @@
         <w:t xml:space="preserve"> </w:t>
       </w:r>
       <w:r>
-        <w:t>δℒ = ∂ℒ/∂φ · ε = −εm²φ, since the kinetic term is unchanged by a constant shift. For m ≠ 0 this is not of the form ε∂_μK^μ, because m²φ is not the divergence of any function of the fields alone. The candidate current j^μ = ∂^μφ has ∂_μj^μ = □φ = −m²φ ≠ 0 by the Klein Gordon equation, so it is not conserved, consistent with the shift not being a symmetry.</w:t>
+        <w:t>δℒ = ∂ℒ/∂φ · ε = −εm²φ, since the kinetic term is unchanged by a constant shift. For m ≠ 0 this is not of the form ε∂_μK^μ, because m²φ is not the divergence of any function of the fields alone. The candidate current j^μ = ∂^μφ has ∂_μj^μ = □φ = −m²φ ≠ 0 by the Klein–Gordon equation, so it is not conserved, consistent with the shift not being a symmetry.</w:t>
       </w:r>
     </w:p>
     <w:p>
@@ -3634,61 +3548,7 @@
         <w:t xml:space="preserve"> </w:t>
       </w:r>
       <w:r>
-        <w:t>∂_μj^μ = −i(∂_μφ</w:t>
-      </w:r>
-      <w:r>
-        <w:rPr>
-          <w:i/>
-        </w:rPr>
-        <w:t>∂^μφ + φ</w:t>
-      </w:r>
-      <w:r>
-        <w:t>□φ − ∂_μφ∂^μφ</w:t>
-      </w:r>
-      <w:r>
-        <w:rPr>
-          <w:i/>
-        </w:rPr>
-        <w:t xml:space="preserve"> − φ□φ</w:t>
-      </w:r>
-      <w:r>
-        <w:t>) = −i(φ</w:t>
-      </w:r>
-      <w:r>
-        <w:rPr>
-          <w:i/>
-        </w:rPr>
-        <w:t>□φ − φ□φ</w:t>
-      </w:r>
-      <w:r>
-        <w:t>), since the terms ∂_μφ</w:t>
-      </w:r>
-      <w:r>
-        <w:rPr>
-          <w:i/>
-        </w:rPr>
-        <w:t>∂^μφ and ∂_μφ∂^μφ</w:t>
-      </w:r>
-      <w:r>
-        <w:t xml:space="preserve"> are equal and cancel. Using □φ = −m²φ and □φ</w:t>
-      </w:r>
-      <w:r>
-        <w:rPr>
-          <w:i/>
-        </w:rPr>
-        <w:t xml:space="preserve"> = −m²φ</w:t>
-      </w:r>
-      <w:r>
-        <w:t>, this is −i(−m²φ</w:t>
-      </w:r>
-      <w:r>
-        <w:rPr>
-          <w:i/>
-        </w:rPr>
-        <w:t>φ + m²φφ</w:t>
-      </w:r>
-      <w:r>
-        <w:t>) = 0.</w:t>
+        <w:t>∂_μj^μ = −i(∂_μφ*∂^μφ + φ*□φ − ∂_μφ∂^μφ* − φ□φ*) = −i(φ*□φ − φ□φ*), since the terms ∂_μφ*∂^μφ and ∂_μφ∂^μφ* are equal and cancel. Using □φ = −m²φ and □φ* = −m²φ*, this is −i(−m²φ*φ + m²φφ*) = 0.</w:t>
       </w:r>
     </w:p>
     <w:p>
@@ -3758,61 +3618,7 @@
         <w:t xml:space="preserve"> </w:t>
       </w:r>
       <w:r>
-        <w:t>For ℒ = ∂_μφ</w:t>
-      </w:r>
-      <w:r>
-        <w:rPr>
-          <w:i/>
-        </w:rPr>
-        <w:t>∂^μφ − m²φ</w:t>
-      </w:r>
-      <w:r>
-        <w:t>φ, π = ∂ℒ/∂φ̇ = φ̇</w:t>
-      </w:r>
-      <w:r>
-        <w:rPr>
-          <w:i/>
-        </w:rPr>
-        <w:t xml:space="preserve"> and π</w:t>
-      </w:r>
-      <w:r>
-        <w:t xml:space="preserve"> = ∂ℒ/∂φ̇</w:t>
-      </w:r>
-      <w:r>
-        <w:rPr>
-          <w:i/>
-        </w:rPr>
-        <w:t xml:space="preserve"> = φ̇. With Δφ = iφ and Δφ</w:t>
-      </w:r>
-      <w:r>
-        <w:t xml:space="preserve"> = −iφ</w:t>
-      </w:r>
-      <w:r>
-        <w:rPr>
-          <w:i/>
-        </w:rPr>
-        <w:t>, Q = ∫d³x(iπφ − iπ</w:t>
-      </w:r>
-      <w:r>
-        <w:t>φ</w:t>
-      </w:r>
-      <w:r>
-        <w:rPr>
-          <w:i/>
-        </w:rPr>
-        <w:t>). Then {φ(x), Q} = i∫d³y φ(y){φ(x), π(y)} − i∫d³y φ</w:t>
-      </w:r>
-      <w:r>
-        <w:t>(y){φ(x), π</w:t>
-      </w:r>
-      <w:r>
-        <w:rPr>
-          <w:i/>
-        </w:rPr>
-        <w:t>(y)} = iφ(x) − 0 = Δφ(x), using {φ(x), π(y)} = δ³(x − y), {φ(x), π</w:t>
-      </w:r>
-      <w:r>
-        <w:t>(y)} = 0, and the vanishing of the brackets of φ with φ and φ*.</w:t>
+        <w:t>For ℒ = ∂_μφ*∂^μφ − m²φ*φ, π = ∂ℒ/∂φ̇ = φ̇* and π* = ∂ℒ/∂φ̇* = φ̇. With Δφ = iφ and Δφ* = −iφ*, Q = ∫d³x(iπφ − iπ*φ*). Then {φ(x), Q} = i∫d³y φ(y){φ(x), π(y)} − i∫d³y φ*(y){φ(x), π*(y)} = iφ(x) − 0 = Δφ(x), using {φ(x), π(y)} = δ³(x − y), {φ(x), π*(y)} = 0, and the vanishing of the brackets of φ with φ and φ*.</w:t>
       </w:r>
     </w:p>
     <w:p>
@@ -3826,61 +3632,7 @@
         <w:t xml:space="preserve"> </w:t>
       </w:r>
       <w:r>
-        <w:t>dQ/dt = ∫d³x i(∂_tφ∂_tφ</w:t>
-      </w:r>
-      <w:r>
-        <w:rPr>
-          <w:i/>
-        </w:rPr>
-        <w:t xml:space="preserve"> + φ∂_t²φ</w:t>
-      </w:r>
-      <w:r>
-        <w:t xml:space="preserve"> − ∂_tφ</w:t>
-      </w:r>
-      <w:r>
-        <w:rPr>
-          <w:i/>
-        </w:rPr>
-        <w:t>∂_tφ − φ</w:t>
-      </w:r>
-      <w:r>
-        <w:t>∂_t²φ) = ∫d³x i(φ∂_t²φ</w:t>
-      </w:r>
-      <w:r>
-        <w:rPr>
-          <w:i/>
-        </w:rPr>
-        <w:t xml:space="preserve"> − φ</w:t>
-      </w:r>
-      <w:r>
-        <w:t>∂_t²φ). Using ∂_t²φ = ∇²φ − m²φ and the same for φ</w:t>
-      </w:r>
-      <w:r>
-        <w:rPr>
-          <w:i/>
-        </w:rPr>
-        <w:t>, the mass terms cancel and dQ/dt = ∫d³x i(φ∇²φ</w:t>
-      </w:r>
-      <w:r>
-        <w:t xml:space="preserve"> − φ</w:t>
-      </w:r>
-      <w:r>
-        <w:rPr>
-          <w:i/>
-        </w:rPr>
-        <w:t>∇²φ) = ∫d³x i∇·(φ∇φ</w:t>
-      </w:r>
-      <w:r>
-        <w:t xml:space="preserve"> − φ</w:t>
-      </w:r>
-      <w:r>
-        <w:rPr>
-          <w:i/>
-        </w:rPr>
-        <w:t>∇φ) = i∮(φ∇φ</w:t>
-      </w:r>
-      <w:r>
-        <w:t xml:space="preserve"> − φ*∇φ)·dS = 0 for fields decaying at infinity.</w:t>
+        <w:t>dQ/dt = ∫d³x i(∂_tφ∂_tφ* + φ∂_t²φ* − ∂_tφ*∂_tφ − φ*∂_t²φ) = ∫d³x i(φ∂_t²φ* − φ*∂_t²φ). Using ∂_t²φ = ∇²φ − m²φ and the same for φ*, the mass terms cancel and dQ/dt = ∫d³x i(φ∇²φ* − φ*∇²φ) = ∫d³x i∇·(φ∇φ* − φ*∇φ) = i∮(φ∇φ* − φ*∇φ)·dS = 0 for fields decaying at infinity.</w:t>
       </w:r>
     </w:p>
     <w:p>
@@ -3894,52 +3646,7 @@
         <w:t xml:space="preserve"> </w:t>
       </w:r>
       <w:r>
-        <w:t>From Lesson 25, Exercise 6, under φ → e^(iε(x))φ, ∂_μφ</w:t>
-      </w:r>
-      <w:r>
-        <w:rPr>
-          <w:i/>
-        </w:rPr>
-        <w:t>∂^μφ → ∂_μφ</w:t>
-      </w:r>
-      <w:r>
-        <w:t>∂^μφ + i∂^με(φ∂_μφ</w:t>
-      </w:r>
-      <w:r>
-        <w:rPr>
-          <w:i/>
-        </w:rPr>
-        <w:t xml:space="preserve"> − φ</w:t>
-      </w:r>
-      <w:r>
-        <w:t>∂_μφ) + (∂ε)²φ</w:t>
-      </w:r>
-      <w:r>
-        <w:rPr>
-          <w:i/>
-        </w:rPr>
-        <w:t>φ, and the mass term is invariant. To first order in ε, δℒ = (∂_με)i(φ∂^μφ</w:t>
-      </w:r>
-      <w:r>
-        <w:t xml:space="preserve"> − φ</w:t>
-      </w:r>
-      <w:r>
-        <w:rPr>
-          <w:i/>
-        </w:rPr>
-        <w:t>∂^μφ). By Section 3.1 with K^μ = 0, δℒ = (∂_με)j^μ, so j^μ = i(φ∂^μφ</w:t>
-      </w:r>
-      <w:r>
-        <w:t xml:space="preserve"> − φ</w:t>
-      </w:r>
-      <w:r>
-        <w:rPr>
-          <w:i/>
-        </w:rPr>
-        <w:t>∂^μφ) = −i(φ</w:t>
-      </w:r>
-      <w:r>
-        <w:t>∂^μφ − φ∂^μφ*), in agreement with Section 4.2.</w:t>
+        <w:t>From Lesson 25, Exercise 6, under φ → e^(iε(x))φ, ∂_μφ*∂^μφ → ∂_μφ*∂^μφ + i∂^με(φ∂_μφ* − φ*∂_μφ) + (∂ε)²φ*φ, and the mass term is invariant. To first order in ε, δℒ = (∂_με)i(φ∂^μφ* − φ*∂^μφ). By Section 3.1 with K^μ = 0, δℒ = (∂_με)j^μ, so j^μ = i(φ∂^μφ* − φ*∂^μφ) = −i(φ*∂^μφ − φ∂^μφ*), in agreement with Section 4.2.</w:t>
       </w:r>
     </w:p>
     <w:p>
@@ -4009,16 +3716,7 @@
         <w:t xml:space="preserve"> </w:t>
       </w:r>
       <w:r>
-        <w:t>In four dimensions [φ] = 1 and one derivative adds 1, so j^μ = −i(φ</w:t>
-      </w:r>
-      <w:r>
-        <w:rPr>
-          <w:i/>
-        </w:rPr>
-        <w:t>∂^μφ − φ∂^μφ</w:t>
-      </w:r>
-      <w:r>
-        <w:t>) has dimension 1 + 1 + 1 = 3. The volume element d³x has dimension −3, so Q = ∫d³x j⁰ has dimension 3 − 3 = 0, dimensionless, consistent with the charge counting a number of particles.</w:t>
+        <w:t>In four dimensions [φ] = 1 and one derivative adds 1, so j^μ = −i(φ*∂^μφ − φ∂^μφ*) has dimension 1 + 1 + 1 = 3. The volume element d³x has dimension −3, so Q = ∫d³x j⁰ has dimension 3 − 3 = 0, dimensionless, consistent with the charge counting a number of particles.</w:t>
       </w:r>
     </w:p>
     <w:p>
@@ -4037,7 +3735,7 @@
     </w:p>
     <w:p>
       <w:pPr>
-        <w:pStyle w:val="Heading1"/>
+        <w:pStyle w:val="Heading2"/>
       </w:pPr>
       <w:r>
         <w:t>Mastery checklist</w:t>
@@ -4109,7 +3807,7 @@
     </w:p>
     <w:p>
       <w:pPr>
-        <w:pStyle w:val="Heading1"/>
+        <w:pStyle w:val="Heading2"/>
       </w:pPr>
       <w:r>
         <w:t>Next lesson</w:t>
